--- a/src/content/bios/Mahler-H 2013.docx
+++ b/src/content/bios/Mahler-H 2013.docx
@@ -8842,7 +8842,7 @@
             <w:u w:val="none"/>
             <w:lang w:val="en-GB"/>
           </w:rPr>
-          <w:t>www.who.int/mediacentre/events/ 2008/wha61/</w:t>
+          <w:t>www.who.int/mediacentre/events/2008/wha61/</w:t>
         </w:r>
         <w:proofErr w:type="spellStart"/>
         <w:r>
@@ -10838,7 +10838,7 @@
           <w:szCs w:val="24"/>
           <w:lang w:val="en-GB"/>
         </w:rPr>
-        <w:t>, 15 December 2016, ‘Dr Halfdan T. Mahler, WHO’s Th</w:t>
+        <w:t>, 15 December 2016; ‘Dr Halfdan T. Mahler, WHO’s Th</w:t>
       </w:r>
       <w:r>
         <w:rPr>
